--- a/biochar_app/markdown/docx/techDetails_updated.docx
+++ b/biochar_app/markdown/docx/techDetails_updated.docx
@@ -304,7 +304,7 @@
     </w:p>
     <w:p>
       <w:r>
-        <w:t xml:space="preserve">At first glance it might seem that temperature ratios could be made meaningful by expressing temperatures in Kelvin, so that absolute zero corresponds to 0 K and all values are strictly positive. </w:t>
+        <w:t xml:space="preserve">At first glance it might seem that temperature ratios could be made meaningful by expressing temperatures in Kelvin, so that absolute zero corresponds to 0K and all values are strictly positive. </w:t>
       </w:r>
       <w:r>
         <w:t>However, even in Kelvin, a ratio such as</w:t>

--- a/biochar_app/markdown/docx/techDetails_updated.docx
+++ b/biochar_app/markdown/docx/techDetails_updated.docx
@@ -89,15 +89,13 @@
       </w:r>
       <w:proofErr w:type="gramEnd"/>
       <w:r>
-        <w:t xml:space="preserve"> IPv6 address to the base data station, a CR680 data logger configured as a </w:t>
-      </w:r>
-      <w:proofErr w:type="spellStart"/>
-      <w:r>
-        <w:t>rouer</w:t>
-      </w:r>
-      <w:proofErr w:type="spellEnd"/>
-      <w:r>
-        <w:t>.</w:t>
+        <w:t xml:space="preserve"> IPv6 address to the base data station, a CR680 data logger configured as a rou</w:t>
+      </w:r>
+      <w:r>
+        <w:t>t</w:t>
+      </w:r>
+      <w:r>
+        <w:t>er.</w:t>
       </w:r>
     </w:p>
     <w:p>
@@ -287,6 +285,38 @@
       <w:proofErr w:type="spellEnd"/>
       <w:r>
         <w:t xml:space="preserve"> file (which is basically a .csv file with introductory metadata rows).</w:t>
+      </w:r>
+    </w:p>
+    <w:p>
+      <w:pPr>
+        <w:pStyle w:val="Heading2"/>
+      </w:pPr>
+      <w:r>
+        <w:t>Code availability</w:t>
+      </w:r>
+    </w:p>
+    <w:p>
+      <w:r>
+        <w:t xml:space="preserve">All the code elements are available on a </w:t>
+      </w:r>
+      <w:proofErr w:type="spellStart"/>
+      <w:r>
+        <w:t>github</w:t>
+      </w:r>
+      <w:proofErr w:type="spellEnd"/>
+      <w:r>
+        <w:t xml:space="preserve"> website. The current version is at this </w:t>
+      </w:r>
+      <w:hyperlink r:id="rId5" w:history="1">
+        <w:r>
+          <w:rPr>
+            <w:rStyle w:val="Hyperlink"/>
+          </w:rPr>
+          <w:t>link</w:t>
+        </w:r>
+      </w:hyperlink>
+      <w:r>
+        <w:t>.</w:t>
       </w:r>
     </w:p>
     <w:p>
@@ -1371,7 +1401,6 @@
     <w:name w:val="Hyperlink"/>
     <w:basedOn w:val="DefaultParagraphFont"/>
     <w:uiPriority w:val="99"/>
-    <w:semiHidden/>
     <w:unhideWhenUsed/>
     <w:rsid w:val="00D93C5E"/>
     <w:rPr>
@@ -1387,6 +1416,18 @@
     <w:rsid w:val="00F73502"/>
     <w:rPr>
       <w:color w:val="666666"/>
+    </w:rPr>
+  </w:style>
+  <w:style w:type="character" w:styleId="UnresolvedMention">
+    <w:name w:val="Unresolved Mention"/>
+    <w:basedOn w:val="DefaultParagraphFont"/>
+    <w:uiPriority w:val="99"/>
+    <w:semiHidden/>
+    <w:unhideWhenUsed/>
+    <w:rsid w:val="00F4303F"/>
+    <w:rPr>
+      <w:color w:val="605E5C"/>
+      <w:shd w:val="clear" w:color="auto" w:fill="E1DFDD"/>
     </w:rPr>
   </w:style>
 </w:styles>

--- a/biochar_app/markdown/docx/techDetails_updated.docx
+++ b/biochar_app/markdown/docx/techDetails_updated.docx
@@ -89,7 +89,13 @@
       </w:r>
       <w:proofErr w:type="gramEnd"/>
       <w:r>
-        <w:t xml:space="preserve"> IPv6 address to the base data station, a CR680 data logger configured as a rou</w:t>
+        <w:t xml:space="preserve"> IPv6 address to the base data station, a CR80</w:t>
+      </w:r>
+      <w:r>
+        <w:t>0</w:t>
+      </w:r>
+      <w:r>
+        <w:t xml:space="preserve"> data logger configured as a rou</w:t>
       </w:r>
       <w:r>
         <w:t>t</w:t>
@@ -114,7 +120,13 @@
     </w:p>
     <w:p>
       <w:r>
-        <w:t xml:space="preserve">The CS650 is configured as a water content reflectometer, with the two parallel rods forming an open-ended transmission line. A differential oscillator circuit is connected to the rods, with an oscillator state change triggered by the return of a reflected signal from one of the rods. The two-way travel time of the electromagnetic waves that are induced by the oscillator on the rod varies with changing dielectric permittivity. Water is the main contributor to the bulk dielectric permittivity of the soil or porous media, so the travel time of the reflected wave increases with increasing water content and decreases with decreasing water content, hence the name water content reflectometer. The average travel time of the reflected wave multiplied by a scaling factor of 128 is called the period average. Period average is reported in microseconds and </w:t>
+        <w:t>The CS650</w:t>
+      </w:r>
+      <w:r>
+        <w:t>s are</w:t>
+      </w:r>
+      <w:r>
+        <w:t xml:space="preserve"> configured as a water content reflectometer, with the two parallel rods forming an open-ended transmission line. A differential oscillator circuit is connected to the rods, with an oscillator state change triggered by the return of a reflected signal from one of the rods. The two-way travel time of the electromagnetic waves that are induced by the oscillator on the rod varies with changing dielectric permittivity. Water is the main contributor to the bulk dielectric permittivity of the soil or porous media, so the travel time of the reflected wave increases with increasing water content and decreases with decreasing water content, hence the name water content reflectometer. The average travel time of the reflected wave multiplied by a scaling factor of 128 is called the period average. Period average is reported in microseconds and </w:t>
       </w:r>
       <w:r>
         <w:t>is</w:t>
@@ -184,7 +196,19 @@
         <w:t>ly</w:t>
       </w:r>
       <w:r>
-        <w:t xml:space="preserve"> and daily averages. When memory is full, the oldest data is removed and new data added. The data logger also has an RS-232 port that can be used to download data and upload programs.</w:t>
+        <w:t xml:space="preserve"> and daily averages. When memory is full, the oldest data </w:t>
+      </w:r>
+      <w:r>
+        <w:t>are</w:t>
+      </w:r>
+      <w:r>
+        <w:t xml:space="preserve"> removed and new data added. </w:t>
+      </w:r>
+      <w:r>
+        <w:t>Each</w:t>
+      </w:r>
+      <w:r>
+        <w:t xml:space="preserve"> data logger also has an RS-232 port that can be used to download data and upload programs.</w:t>
       </w:r>
     </w:p>
     <w:p>
@@ -265,7 +289,13 @@
       </w:r>
       <w:proofErr w:type="spellEnd"/>
       <w:r>
-        <w:t xml:space="preserve"> router. The Starlink IPv4 address can't use port forwarding so it is necessary to configure the ASUS router to accept and assign IPv6 addresses. The network device in the base station receives this address and provides access to the field dataloggers via the RF data transfer process.</w:t>
+        <w:t xml:space="preserve"> router. The Starlink IPv4 address </w:t>
+      </w:r>
+      <w:r>
+        <w:t>is blocked from</w:t>
+      </w:r>
+      <w:r>
+        <w:t xml:space="preserve"> port forwarding so it is necessary to configure the ASUS router to accept and assign IPv6 addresses. The network device in the base station receives this address and provides access to the field dataloggers via the RF data transfer process.</w:t>
       </w:r>
     </w:p>
     <w:p>

--- a/biochar_app/markdown/docx/techDetails_updated.docx
+++ b/biochar_app/markdown/docx/techDetails_updated.docx
@@ -18,6 +18,205 @@
     </w:p>
     <w:p>
       <w:r>
+        <w:rPr>
+          <w:noProof/>
+        </w:rPr>
+        <mc:AlternateContent>
+          <mc:Choice Requires="wps">
+            <w:drawing>
+              <wp:anchor distT="0" distB="0" distL="114300" distR="114300" simplePos="0" relativeHeight="251666432" behindDoc="1" locked="0" layoutInCell="1" allowOverlap="1" wp14:anchorId="4A37021B" wp14:editId="25808A91">
+                <wp:simplePos x="0" y="0"/>
+                <wp:positionH relativeFrom="column">
+                  <wp:posOffset>5371465</wp:posOffset>
+                </wp:positionH>
+                <wp:positionV relativeFrom="paragraph">
+                  <wp:posOffset>665642</wp:posOffset>
+                </wp:positionV>
+                <wp:extent cx="914400" cy="635"/>
+                <wp:effectExtent l="0" t="0" r="0" b="12065"/>
+                <wp:wrapTight wrapText="bothSides">
+                  <wp:wrapPolygon edited="0">
+                    <wp:start x="0" y="0"/>
+                    <wp:lineTo x="0" y="0"/>
+                    <wp:lineTo x="21300" y="0"/>
+                    <wp:lineTo x="21300" y="0"/>
+                    <wp:lineTo x="0" y="0"/>
+                  </wp:wrapPolygon>
+                </wp:wrapTight>
+                <wp:docPr id="2073552529" name="Text Box 1"/>
+                <wp:cNvGraphicFramePr/>
+                <a:graphic xmlns:a="http://schemas.openxmlformats.org/drawingml/2006/main">
+                  <a:graphicData uri="http://schemas.microsoft.com/office/word/2010/wordprocessingShape">
+                    <wps:wsp>
+                      <wps:cNvSpPr txBox="1"/>
+                      <wps:spPr>
+                        <a:xfrm>
+                          <a:off x="0" y="0"/>
+                          <a:ext cx="914400" cy="635"/>
+                        </a:xfrm>
+                        <a:prstGeom prst="rect">
+                          <a:avLst/>
+                        </a:prstGeom>
+                        <a:solidFill>
+                          <a:prstClr val="white"/>
+                        </a:solidFill>
+                        <a:ln>
+                          <a:noFill/>
+                        </a:ln>
+                      </wps:spPr>
+                      <wps:txbx>
+                        <w:txbxContent>
+                          <w:p>
+                            <w:pPr>
+                              <w:pStyle w:val="Caption"/>
+                              <w:rPr>
+                                <w:noProof/>
+                              </w:rPr>
+                            </w:pPr>
+                            <w:r>
+                              <w:t xml:space="preserve">Figure </w:t>
+                            </w:r>
+                            <w:fldSimple w:instr=" SEQ Figure \* ARABIC ">
+                              <w:r>
+                                <w:rPr>
+                                  <w:noProof/>
+                                </w:rPr>
+                                <w:t>1</w:t>
+                              </w:r>
+                            </w:fldSimple>
+                            <w:r>
+                              <w:t>. CR206X</w:t>
+                            </w:r>
+                          </w:p>
+                        </w:txbxContent>
+                      </wps:txbx>
+                      <wps:bodyPr rot="0" spcFirstLastPara="0" vertOverflow="overflow" horzOverflow="overflow" vert="horz" wrap="square" lIns="0" tIns="0" rIns="0" bIns="0" numCol="1" spcCol="0" rtlCol="0" fromWordArt="0" anchor="t" anchorCtr="0" forceAA="0" compatLnSpc="1">
+                        <a:prstTxWarp prst="textNoShape">
+                          <a:avLst/>
+                        </a:prstTxWarp>
+                        <a:spAutoFit/>
+                      </wps:bodyPr>
+                    </wps:wsp>
+                  </a:graphicData>
+                </a:graphic>
+              </wp:anchor>
+            </w:drawing>
+          </mc:Choice>
+          <mc:Fallback>
+            <w:pict>
+              <v:shapetype w14:anchorId="4A37021B" id="_x0000_t202" coordsize="21600,21600" o:spt="202" path="m,l,21600r21600,l21600,xe">
+                <v:stroke joinstyle="miter"/>
+                <v:path gradientshapeok="t" o:connecttype="rect"/>
+              </v:shapetype>
+              <v:shape id="Text Box 1" o:spid="_x0000_s1026" type="#_x0000_t202" style="position:absolute;margin-left:422.95pt;margin-top:52.4pt;width:1in;height:.05pt;z-index:-251650048;visibility:visible;mso-wrap-style:square;mso-wrap-distance-left:9pt;mso-wrap-distance-top:0;mso-wrap-distance-right:9pt;mso-wrap-distance-bottom:0;mso-position-horizontal:absolute;mso-position-horizontal-relative:text;mso-position-vertical:absolute;mso-position-vertical-relative:text;v-text-anchor:top" o:gfxdata="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" stroked="f">
+                <v:textbox style="mso-fit-shape-to-text:t" inset="0,0,0,0">
+                  <w:txbxContent>
+                    <w:p>
+                      <w:pPr>
+                        <w:pStyle w:val="Caption"/>
+                        <w:rPr>
+                          <w:noProof/>
+                        </w:rPr>
+                      </w:pPr>
+                      <w:r>
+                        <w:t xml:space="preserve">Figure </w:t>
+                      </w:r>
+                      <w:fldSimple w:instr=" SEQ Figure \* ARABIC ">
+                        <w:r>
+                          <w:rPr>
+                            <w:noProof/>
+                          </w:rPr>
+                          <w:t>1</w:t>
+                        </w:r>
+                      </w:fldSimple>
+                      <w:r>
+                        <w:t>. CR206X</w:t>
+                      </w:r>
+                    </w:p>
+                  </w:txbxContent>
+                </v:textbox>
+                <w10:wrap type="tight"/>
+              </v:shape>
+            </w:pict>
+          </mc:Fallback>
+        </mc:AlternateContent>
+      </w:r>
+      <w:r>
+        <w:rPr>
+          <w:noProof/>
+          <w14:ligatures w14:val="standardContextual"/>
+        </w:rPr>
+        <w:drawing>
+          <wp:anchor distT="0" distB="0" distL="114300" distR="114300" simplePos="0" relativeHeight="251659264" behindDoc="1" locked="0" layoutInCell="1" allowOverlap="1" wp14:anchorId="4EFA542E" wp14:editId="7EC2381D">
+            <wp:simplePos x="0" y="0"/>
+            <wp:positionH relativeFrom="column">
+              <wp:posOffset>5371923</wp:posOffset>
+            </wp:positionH>
+            <wp:positionV relativeFrom="paragraph">
+              <wp:posOffset>175895</wp:posOffset>
+            </wp:positionV>
+            <wp:extent cx="571500" cy="557530"/>
+            <wp:effectExtent l="0" t="0" r="0" b="1270"/>
+            <wp:wrapTight wrapText="bothSides">
+              <wp:wrapPolygon edited="0">
+                <wp:start x="12960" y="0"/>
+                <wp:lineTo x="0" y="2460"/>
+                <wp:lineTo x="0" y="7380"/>
+                <wp:lineTo x="1920" y="15745"/>
+                <wp:lineTo x="2880" y="21157"/>
+                <wp:lineTo x="5280" y="21157"/>
+                <wp:lineTo x="21120" y="17713"/>
+                <wp:lineTo x="21120" y="15745"/>
+                <wp:lineTo x="20640" y="7872"/>
+                <wp:lineTo x="18240" y="0"/>
+                <wp:lineTo x="12960" y="0"/>
+              </wp:wrapPolygon>
+            </wp:wrapTight>
+            <wp:docPr id="557232613" name="Picture 3"/>
+            <wp:cNvGraphicFramePr>
+              <a:graphicFrameLocks xmlns:a="http://schemas.openxmlformats.org/drawingml/2006/main" noChangeAspect="1"/>
+            </wp:cNvGraphicFramePr>
+            <a:graphic xmlns:a="http://schemas.openxmlformats.org/drawingml/2006/main">
+              <a:graphicData uri="http://schemas.openxmlformats.org/drawingml/2006/picture">
+                <pic:pic xmlns:pic="http://schemas.openxmlformats.org/drawingml/2006/picture">
+                  <pic:nvPicPr>
+                    <pic:cNvPr id="557232613" name="Picture 557232613"/>
+                    <pic:cNvPicPr/>
+                  </pic:nvPicPr>
+                  <pic:blipFill>
+                    <a:blip r:embed="rId4" cstate="print">
+                      <a:extLst>
+                        <a:ext uri="{28A0092B-C50C-407E-A947-70E740481C1C}">
+                          <a14:useLocalDpi xmlns:a14="http://schemas.microsoft.com/office/drawing/2010/main" val="0"/>
+                        </a:ext>
+                      </a:extLst>
+                    </a:blip>
+                    <a:stretch>
+                      <a:fillRect/>
+                    </a:stretch>
+                  </pic:blipFill>
+                  <pic:spPr>
+                    <a:xfrm>
+                      <a:off x="0" y="0"/>
+                      <a:ext cx="571500" cy="557530"/>
+                    </a:xfrm>
+                    <a:prstGeom prst="rect">
+                      <a:avLst/>
+                    </a:prstGeom>
+                  </pic:spPr>
+                </pic:pic>
+              </a:graphicData>
+            </a:graphic>
+            <wp14:sizeRelH relativeFrom="page">
+              <wp14:pctWidth>0</wp14:pctWidth>
+            </wp14:sizeRelH>
+            <wp14:sizeRelV relativeFrom="page">
+              <wp14:pctHeight>0</wp14:pctHeight>
+            </wp14:sizeRelV>
+          </wp:anchor>
+        </w:drawing>
+      </w:r>
+      <w:r>
         <w:t>Data on soil volumetric water content (VWC), bulk electrical conductivity (EC), and temperature (</w:t>
       </w:r>
       <w:r>
@@ -47,6 +246,201 @@
     </w:p>
     <w:p>
       <w:r>
+        <w:rPr>
+          <w:noProof/>
+          <w14:ligatures w14:val="standardContextual"/>
+        </w:rPr>
+        <w:drawing>
+          <wp:anchor distT="0" distB="0" distL="114300" distR="114300" simplePos="0" relativeHeight="251660288" behindDoc="1" locked="0" layoutInCell="1" allowOverlap="1" wp14:anchorId="2A938E8F" wp14:editId="7B021A02">
+            <wp:simplePos x="0" y="0"/>
+            <wp:positionH relativeFrom="column">
+              <wp:posOffset>5257800</wp:posOffset>
+            </wp:positionH>
+            <wp:positionV relativeFrom="paragraph">
+              <wp:posOffset>286902</wp:posOffset>
+            </wp:positionV>
+            <wp:extent cx="734695" cy="466725"/>
+            <wp:effectExtent l="0" t="0" r="1905" b="3175"/>
+            <wp:wrapTight wrapText="bothSides">
+              <wp:wrapPolygon edited="0">
+                <wp:start x="15309" y="0"/>
+                <wp:lineTo x="0" y="3527"/>
+                <wp:lineTo x="0" y="11167"/>
+                <wp:lineTo x="1120" y="21159"/>
+                <wp:lineTo x="4854" y="21159"/>
+                <wp:lineTo x="5227" y="21159"/>
+                <wp:lineTo x="10081" y="18808"/>
+                <wp:lineTo x="21283" y="14694"/>
+                <wp:lineTo x="21283" y="4114"/>
+                <wp:lineTo x="19789" y="0"/>
+                <wp:lineTo x="15309" y="0"/>
+              </wp:wrapPolygon>
+            </wp:wrapTight>
+            <wp:docPr id="1250305993" name="Picture 1"/>
+            <wp:cNvGraphicFramePr>
+              <a:graphicFrameLocks xmlns:a="http://schemas.openxmlformats.org/drawingml/2006/main" noChangeAspect="1"/>
+            </wp:cNvGraphicFramePr>
+            <a:graphic xmlns:a="http://schemas.openxmlformats.org/drawingml/2006/main">
+              <a:graphicData uri="http://schemas.openxmlformats.org/drawingml/2006/picture">
+                <pic:pic xmlns:pic="http://schemas.openxmlformats.org/drawingml/2006/picture">
+                  <pic:nvPicPr>
+                    <pic:cNvPr id="1250305993" name="Picture 1250305993"/>
+                    <pic:cNvPicPr/>
+                  </pic:nvPicPr>
+                  <pic:blipFill>
+                    <a:blip r:embed="rId5" cstate="print">
+                      <a:extLst>
+                        <a:ext uri="{28A0092B-C50C-407E-A947-70E740481C1C}">
+                          <a14:useLocalDpi xmlns:a14="http://schemas.microsoft.com/office/drawing/2010/main" val="0"/>
+                        </a:ext>
+                      </a:extLst>
+                    </a:blip>
+                    <a:stretch>
+                      <a:fillRect/>
+                    </a:stretch>
+                  </pic:blipFill>
+                  <pic:spPr>
+                    <a:xfrm>
+                      <a:off x="0" y="0"/>
+                      <a:ext cx="734695" cy="466725"/>
+                    </a:xfrm>
+                    <a:prstGeom prst="rect">
+                      <a:avLst/>
+                    </a:prstGeom>
+                  </pic:spPr>
+                </pic:pic>
+              </a:graphicData>
+            </a:graphic>
+            <wp14:sizeRelH relativeFrom="page">
+              <wp14:pctWidth>0</wp14:pctWidth>
+            </wp14:sizeRelH>
+            <wp14:sizeRelV relativeFrom="page">
+              <wp14:pctHeight>0</wp14:pctHeight>
+            </wp14:sizeRelV>
+          </wp:anchor>
+        </w:drawing>
+      </w:r>
+      <w:r>
+        <w:rPr>
+          <w:noProof/>
+        </w:rPr>
+        <mc:AlternateContent>
+          <mc:Choice Requires="wps">
+            <w:drawing>
+              <wp:anchor distT="0" distB="0" distL="114300" distR="114300" simplePos="0" relativeHeight="251668480" behindDoc="1" locked="0" layoutInCell="1" allowOverlap="1" wp14:anchorId="4AC9684C" wp14:editId="7EF6E013">
+                <wp:simplePos x="0" y="0"/>
+                <wp:positionH relativeFrom="column">
+                  <wp:posOffset>5257800</wp:posOffset>
+                </wp:positionH>
+                <wp:positionV relativeFrom="paragraph">
+                  <wp:posOffset>927735</wp:posOffset>
+                </wp:positionV>
+                <wp:extent cx="914400" cy="635"/>
+                <wp:effectExtent l="0" t="0" r="0" b="12065"/>
+                <wp:wrapTight wrapText="bothSides">
+                  <wp:wrapPolygon edited="0">
+                    <wp:start x="0" y="0"/>
+                    <wp:lineTo x="0" y="0"/>
+                    <wp:lineTo x="21300" y="0"/>
+                    <wp:lineTo x="21300" y="0"/>
+                    <wp:lineTo x="0" y="0"/>
+                  </wp:wrapPolygon>
+                </wp:wrapTight>
+                <wp:docPr id="1708713244" name="Text Box 1"/>
+                <wp:cNvGraphicFramePr/>
+                <a:graphic xmlns:a="http://schemas.openxmlformats.org/drawingml/2006/main">
+                  <a:graphicData uri="http://schemas.microsoft.com/office/word/2010/wordprocessingShape">
+                    <wps:wsp>
+                      <wps:cNvSpPr txBox="1"/>
+                      <wps:spPr>
+                        <a:xfrm>
+                          <a:off x="0" y="0"/>
+                          <a:ext cx="914400" cy="635"/>
+                        </a:xfrm>
+                        <a:prstGeom prst="rect">
+                          <a:avLst/>
+                        </a:prstGeom>
+                        <a:solidFill>
+                          <a:prstClr val="white"/>
+                        </a:solidFill>
+                        <a:ln>
+                          <a:noFill/>
+                        </a:ln>
+                      </wps:spPr>
+                      <wps:txbx>
+                        <w:txbxContent>
+                          <w:p>
+                            <w:pPr>
+                              <w:pStyle w:val="Caption"/>
+                              <w:rPr>
+                                <w:noProof/>
+                              </w:rPr>
+                            </w:pPr>
+                            <w:r>
+                              <w:t xml:space="preserve">Figure </w:t>
+                            </w:r>
+                            <w:fldSimple w:instr=" SEQ Figure \* ARABIC ">
+                              <w:r>
+                                <w:rPr>
+                                  <w:noProof/>
+                                </w:rPr>
+                                <w:t>2</w:t>
+                              </w:r>
+                            </w:fldSimple>
+                            <w:r>
+                              <w:t>.CR800</w:t>
+                            </w:r>
+                          </w:p>
+                        </w:txbxContent>
+                      </wps:txbx>
+                      <wps:bodyPr rot="0" spcFirstLastPara="0" vertOverflow="overflow" horzOverflow="overflow" vert="horz" wrap="square" lIns="0" tIns="0" rIns="0" bIns="0" numCol="1" spcCol="0" rtlCol="0" fromWordArt="0" anchor="t" anchorCtr="0" forceAA="0" compatLnSpc="1">
+                        <a:prstTxWarp prst="textNoShape">
+                          <a:avLst/>
+                        </a:prstTxWarp>
+                        <a:spAutoFit/>
+                      </wps:bodyPr>
+                    </wps:wsp>
+                  </a:graphicData>
+                </a:graphic>
+              </wp:anchor>
+            </w:drawing>
+          </mc:Choice>
+          <mc:Fallback>
+            <w:pict>
+              <v:shape w14:anchorId="4AC9684C" id="_x0000_s1027" type="#_x0000_t202" style="position:absolute;margin-left:414pt;margin-top:73.05pt;width:1in;height:.05pt;z-index:-251648000;visibility:visible;mso-wrap-style:square;mso-wrap-distance-left:9pt;mso-wrap-distance-top:0;mso-wrap-distance-right:9pt;mso-wrap-distance-bottom:0;mso-position-horizontal:absolute;mso-position-horizontal-relative:text;mso-position-vertical:absolute;mso-position-vertical-relative:text;v-text-anchor:top" o:gfxdata="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" stroked="f">
+                <v:textbox style="mso-fit-shape-to-text:t" inset="0,0,0,0">
+                  <w:txbxContent>
+                    <w:p>
+                      <w:pPr>
+                        <w:pStyle w:val="Caption"/>
+                        <w:rPr>
+                          <w:noProof/>
+                        </w:rPr>
+                      </w:pPr>
+                      <w:r>
+                        <w:t xml:space="preserve">Figure </w:t>
+                      </w:r>
+                      <w:fldSimple w:instr=" SEQ Figure \* ARABIC ">
+                        <w:r>
+                          <w:rPr>
+                            <w:noProof/>
+                          </w:rPr>
+                          <w:t>2</w:t>
+                        </w:r>
+                      </w:fldSimple>
+                      <w:r>
+                        <w:t>.CR800</w:t>
+                      </w:r>
+                    </w:p>
+                  </w:txbxContent>
+                </v:textbox>
+                <w10:wrap type="tight"/>
+              </v:shape>
+            </w:pict>
+          </mc:Fallback>
+        </mc:AlternateContent>
+      </w:r>
+      <w:r>
         <w:t>The data flow from sensor to software has three steps</w:t>
       </w:r>
       <w:r>
@@ -75,11 +469,9 @@
       <w:r>
         <w:t xml:space="preserve">, an ASUSRT-AX88U Pro </w:t>
       </w:r>
-      <w:proofErr w:type="spellStart"/>
-      <w:r>
-        <w:t>wifi</w:t>
-      </w:r>
-      <w:proofErr w:type="spellEnd"/>
+      <w:r>
+        <w:t>Wi-Fi</w:t>
+      </w:r>
       <w:r>
         <w:t xml:space="preserve"> router. The router then assigns a </w:t>
       </w:r>
@@ -95,13 +487,26 @@
         <w:t>0</w:t>
       </w:r>
       <w:r>
-        <w:t xml:space="preserve"> data logger configured as a rou</w:t>
+        <w:t xml:space="preserve"> data logger</w:t>
+      </w:r>
+      <w:r>
+        <w:t xml:space="preserve"> </w:t>
+      </w:r>
+      <w:r>
+        <w:t xml:space="preserve"> configured as a rou</w:t>
       </w:r>
       <w:r>
         <w:t>t</w:t>
       </w:r>
       <w:r>
         <w:t>er.</w:t>
+      </w:r>
+      <w:r>
+        <w:rPr>
+          <w:noProof/>
+          <w14:ligatures w14:val="standardContextual"/>
+        </w:rPr>
+        <w:t xml:space="preserve"> </w:t>
       </w:r>
     </w:p>
     <w:p>
@@ -120,6 +525,194 @@
     </w:p>
     <w:p>
       <w:r>
+        <w:rPr>
+          <w:noProof/>
+          <w14:ligatures w14:val="standardContextual"/>
+        </w:rPr>
+        <w:drawing>
+          <wp:anchor distT="0" distB="0" distL="114300" distR="114300" simplePos="0" relativeHeight="251658240" behindDoc="1" locked="0" layoutInCell="1" allowOverlap="1" wp14:anchorId="2AE4DB36" wp14:editId="0ABBA909">
+            <wp:simplePos x="0" y="0"/>
+            <wp:positionH relativeFrom="column">
+              <wp:posOffset>5813307</wp:posOffset>
+            </wp:positionH>
+            <wp:positionV relativeFrom="paragraph">
+              <wp:posOffset>129363</wp:posOffset>
+            </wp:positionV>
+            <wp:extent cx="360680" cy="1920875"/>
+            <wp:effectExtent l="0" t="0" r="0" b="0"/>
+            <wp:wrapTight wrapText="bothSides">
+              <wp:wrapPolygon edited="0">
+                <wp:start x="17493" y="0"/>
+                <wp:lineTo x="6085" y="4713"/>
+                <wp:lineTo x="0" y="5712"/>
+                <wp:lineTo x="0" y="21421"/>
+                <wp:lineTo x="11408" y="21421"/>
+                <wp:lineTo x="11408" y="11568"/>
+                <wp:lineTo x="15972" y="7712"/>
+                <wp:lineTo x="14451" y="5855"/>
+                <wp:lineTo x="11408" y="4713"/>
+                <wp:lineTo x="20535" y="286"/>
+                <wp:lineTo x="20535" y="0"/>
+                <wp:lineTo x="17493" y="0"/>
+              </wp:wrapPolygon>
+            </wp:wrapTight>
+            <wp:docPr id="367019176" name="Picture 2"/>
+            <wp:cNvGraphicFramePr>
+              <a:graphicFrameLocks xmlns:a="http://schemas.openxmlformats.org/drawingml/2006/main" noChangeAspect="1"/>
+            </wp:cNvGraphicFramePr>
+            <a:graphic xmlns:a="http://schemas.openxmlformats.org/drawingml/2006/main">
+              <a:graphicData uri="http://schemas.openxmlformats.org/drawingml/2006/picture">
+                <pic:pic xmlns:pic="http://schemas.openxmlformats.org/drawingml/2006/picture">
+                  <pic:nvPicPr>
+                    <pic:cNvPr id="367019176" name="Picture 367019176"/>
+                    <pic:cNvPicPr/>
+                  </pic:nvPicPr>
+                  <pic:blipFill>
+                    <a:blip r:embed="rId6" cstate="print">
+                      <a:extLst>
+                        <a:ext uri="{28A0092B-C50C-407E-A947-70E740481C1C}">
+                          <a14:useLocalDpi xmlns:a14="http://schemas.microsoft.com/office/drawing/2010/main" val="0"/>
+                        </a:ext>
+                      </a:extLst>
+                    </a:blip>
+                    <a:stretch>
+                      <a:fillRect/>
+                    </a:stretch>
+                  </pic:blipFill>
+                  <pic:spPr>
+                    <a:xfrm>
+                      <a:off x="0" y="0"/>
+                      <a:ext cx="360680" cy="1920875"/>
+                    </a:xfrm>
+                    <a:prstGeom prst="rect">
+                      <a:avLst/>
+                    </a:prstGeom>
+                  </pic:spPr>
+                </pic:pic>
+              </a:graphicData>
+            </a:graphic>
+            <wp14:sizeRelH relativeFrom="page">
+              <wp14:pctWidth>0</wp14:pctWidth>
+            </wp14:sizeRelH>
+            <wp14:sizeRelV relativeFrom="page">
+              <wp14:pctHeight>0</wp14:pctHeight>
+            </wp14:sizeRelV>
+          </wp:anchor>
+        </w:drawing>
+      </w:r>
+      <w:r>
+        <w:rPr>
+          <w:noProof/>
+        </w:rPr>
+        <mc:AlternateContent>
+          <mc:Choice Requires="wps">
+            <w:drawing>
+              <wp:anchor distT="0" distB="0" distL="114300" distR="114300" simplePos="0" relativeHeight="251662336" behindDoc="0" locked="0" layoutInCell="1" allowOverlap="1" wp14:anchorId="653828F1" wp14:editId="6345E41C">
+                <wp:simplePos x="0" y="0"/>
+                <wp:positionH relativeFrom="column">
+                  <wp:posOffset>5596255</wp:posOffset>
+                </wp:positionH>
+                <wp:positionV relativeFrom="paragraph">
+                  <wp:posOffset>1657852</wp:posOffset>
+                </wp:positionV>
+                <wp:extent cx="914400" cy="635"/>
+                <wp:effectExtent l="0" t="0" r="0" b="12065"/>
+                <wp:wrapSquare wrapText="bothSides"/>
+                <wp:docPr id="1104175205" name="Text Box 1"/>
+                <wp:cNvGraphicFramePr/>
+                <a:graphic xmlns:a="http://schemas.openxmlformats.org/drawingml/2006/main">
+                  <a:graphicData uri="http://schemas.microsoft.com/office/word/2010/wordprocessingShape">
+                    <wps:wsp>
+                      <wps:cNvSpPr txBox="1"/>
+                      <wps:spPr>
+                        <a:xfrm>
+                          <a:off x="0" y="0"/>
+                          <a:ext cx="914400" cy="635"/>
+                        </a:xfrm>
+                        <a:prstGeom prst="rect">
+                          <a:avLst/>
+                        </a:prstGeom>
+                        <a:solidFill>
+                          <a:prstClr val="white"/>
+                        </a:solidFill>
+                        <a:ln>
+                          <a:noFill/>
+                        </a:ln>
+                      </wps:spPr>
+                      <wps:txbx>
+                        <w:txbxContent>
+                          <w:p>
+                            <w:pPr>
+                              <w:pStyle w:val="Caption"/>
+                              <w:rPr>
+                                <w:noProof/>
+                              </w:rPr>
+                            </w:pPr>
+                            <w:r>
+                              <w:t xml:space="preserve">Figure </w:t>
+                            </w:r>
+                            <w:fldSimple w:instr=" SEQ Figure \* ARABIC ">
+                              <w:r>
+                                <w:rPr>
+                                  <w:noProof/>
+                                </w:rPr>
+                                <w:t>3</w:t>
+                              </w:r>
+                            </w:fldSimple>
+                            <w:r>
+                              <w:t>. CR650</w:t>
+                            </w:r>
+                          </w:p>
+                        </w:txbxContent>
+                      </wps:txbx>
+                      <wps:bodyPr rot="0" spcFirstLastPara="0" vertOverflow="overflow" horzOverflow="overflow" vert="horz" wrap="square" lIns="0" tIns="0" rIns="0" bIns="0" numCol="1" spcCol="0" rtlCol="0" fromWordArt="0" anchor="t" anchorCtr="0" forceAA="0" compatLnSpc="1">
+                        <a:prstTxWarp prst="textNoShape">
+                          <a:avLst/>
+                        </a:prstTxWarp>
+                        <a:spAutoFit/>
+                      </wps:bodyPr>
+                    </wps:wsp>
+                  </a:graphicData>
+                </a:graphic>
+              </wp:anchor>
+            </w:drawing>
+          </mc:Choice>
+          <mc:Fallback>
+            <w:pict>
+              <v:shape w14:anchorId="653828F1" id="_x0000_s1028" type="#_x0000_t202" style="position:absolute;margin-left:440.65pt;margin-top:130.55pt;width:1in;height:.05pt;z-index:251662336;visibility:visible;mso-wrap-style:square;mso-wrap-distance-left:9pt;mso-wrap-distance-top:0;mso-wrap-distance-right:9pt;mso-wrap-distance-bottom:0;mso-position-horizontal:absolute;mso-position-horizontal-relative:text;mso-position-vertical:absolute;mso-position-vertical-relative:text;v-text-anchor:top" o:gfxdata="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" stroked="f">
+                <v:textbox style="mso-fit-shape-to-text:t" inset="0,0,0,0">
+                  <w:txbxContent>
+                    <w:p>
+                      <w:pPr>
+                        <w:pStyle w:val="Caption"/>
+                        <w:rPr>
+                          <w:noProof/>
+                        </w:rPr>
+                      </w:pPr>
+                      <w:r>
+                        <w:t xml:space="preserve">Figure </w:t>
+                      </w:r>
+                      <w:fldSimple w:instr=" SEQ Figure \* ARABIC ">
+                        <w:r>
+                          <w:rPr>
+                            <w:noProof/>
+                          </w:rPr>
+                          <w:t>3</w:t>
+                        </w:r>
+                      </w:fldSimple>
+                      <w:r>
+                        <w:t>. CR650</w:t>
+                      </w:r>
+                    </w:p>
+                  </w:txbxContent>
+                </v:textbox>
+                <w10:wrap type="square"/>
+              </v:shape>
+            </w:pict>
+          </mc:Fallback>
+        </mc:AlternateContent>
+      </w:r>
+      <w:r>
         <w:t>The CS650</w:t>
       </w:r>
       <w:r>
@@ -149,7 +742,7 @@
       <w:r>
         <w:t xml:space="preserve">Source: Product Manual: CS650 and CS655 Water Content Reflectometers, Revision: 11/2021, Campbell Scientific, Inc. Available at the Campbell Scientific website - </w:t>
       </w:r>
-      <w:hyperlink r:id="rId4" w:history="1">
+      <w:hyperlink r:id="rId7" w:history="1">
         <w:r>
           <w:rPr>
             <w:color w:val="0000FF"/>
@@ -337,7 +930,7 @@
       <w:r>
         <w:t xml:space="preserve"> website. The current version is at this </w:t>
       </w:r>
-      <w:hyperlink r:id="rId5" w:history="1">
+      <w:hyperlink r:id="rId8" w:history="1">
         <w:r>
           <w:rPr>
             <w:rStyle w:val="Hyperlink"/>
@@ -1460,6 +2053,25 @@
       <w:shd w:val="clear" w:color="auto" w:fill="E1DFDD"/>
     </w:rPr>
   </w:style>
+  <w:style w:type="paragraph" w:styleId="Caption">
+    <w:name w:val="caption"/>
+    <w:basedOn w:val="Normal"/>
+    <w:next w:val="Normal"/>
+    <w:uiPriority w:val="35"/>
+    <w:unhideWhenUsed/>
+    <w:qFormat/>
+    <w:rsid w:val="00450435"/>
+    <w:pPr>
+      <w:spacing w:after="200"/>
+    </w:pPr>
+    <w:rPr>
+      <w:i/>
+      <w:iCs/>
+      <w:color w:val="0E2841" w:themeColor="text2"/>
+      <w:sz w:val="18"/>
+      <w:szCs w:val="18"/>
+    </w:rPr>
+  </w:style>
 </w:styles>
 </file>
 

--- a/biochar_app/markdown/docx/techDetails_updated.docx
+++ b/biochar_app/markdown/docx/techDetails_updated.docx
@@ -18,205 +18,6 @@
     </w:p>
     <w:p>
       <w:r>
-        <w:rPr>
-          <w:noProof/>
-        </w:rPr>
-        <mc:AlternateContent>
-          <mc:Choice Requires="wps">
-            <w:drawing>
-              <wp:anchor distT="0" distB="0" distL="114300" distR="114300" simplePos="0" relativeHeight="251666432" behindDoc="1" locked="0" layoutInCell="1" allowOverlap="1" wp14:anchorId="4A37021B" wp14:editId="25808A91">
-                <wp:simplePos x="0" y="0"/>
-                <wp:positionH relativeFrom="column">
-                  <wp:posOffset>5371465</wp:posOffset>
-                </wp:positionH>
-                <wp:positionV relativeFrom="paragraph">
-                  <wp:posOffset>665642</wp:posOffset>
-                </wp:positionV>
-                <wp:extent cx="914400" cy="635"/>
-                <wp:effectExtent l="0" t="0" r="0" b="12065"/>
-                <wp:wrapTight wrapText="bothSides">
-                  <wp:wrapPolygon edited="0">
-                    <wp:start x="0" y="0"/>
-                    <wp:lineTo x="0" y="0"/>
-                    <wp:lineTo x="21300" y="0"/>
-                    <wp:lineTo x="21300" y="0"/>
-                    <wp:lineTo x="0" y="0"/>
-                  </wp:wrapPolygon>
-                </wp:wrapTight>
-                <wp:docPr id="2073552529" name="Text Box 1"/>
-                <wp:cNvGraphicFramePr/>
-                <a:graphic xmlns:a="http://schemas.openxmlformats.org/drawingml/2006/main">
-                  <a:graphicData uri="http://schemas.microsoft.com/office/word/2010/wordprocessingShape">
-                    <wps:wsp>
-                      <wps:cNvSpPr txBox="1"/>
-                      <wps:spPr>
-                        <a:xfrm>
-                          <a:off x="0" y="0"/>
-                          <a:ext cx="914400" cy="635"/>
-                        </a:xfrm>
-                        <a:prstGeom prst="rect">
-                          <a:avLst/>
-                        </a:prstGeom>
-                        <a:solidFill>
-                          <a:prstClr val="white"/>
-                        </a:solidFill>
-                        <a:ln>
-                          <a:noFill/>
-                        </a:ln>
-                      </wps:spPr>
-                      <wps:txbx>
-                        <w:txbxContent>
-                          <w:p>
-                            <w:pPr>
-                              <w:pStyle w:val="Caption"/>
-                              <w:rPr>
-                                <w:noProof/>
-                              </w:rPr>
-                            </w:pPr>
-                            <w:r>
-                              <w:t xml:space="preserve">Figure </w:t>
-                            </w:r>
-                            <w:fldSimple w:instr=" SEQ Figure \* ARABIC ">
-                              <w:r>
-                                <w:rPr>
-                                  <w:noProof/>
-                                </w:rPr>
-                                <w:t>1</w:t>
-                              </w:r>
-                            </w:fldSimple>
-                            <w:r>
-                              <w:t>. CR206X</w:t>
-                            </w:r>
-                          </w:p>
-                        </w:txbxContent>
-                      </wps:txbx>
-                      <wps:bodyPr rot="0" spcFirstLastPara="0" vertOverflow="overflow" horzOverflow="overflow" vert="horz" wrap="square" lIns="0" tIns="0" rIns="0" bIns="0" numCol="1" spcCol="0" rtlCol="0" fromWordArt="0" anchor="t" anchorCtr="0" forceAA="0" compatLnSpc="1">
-                        <a:prstTxWarp prst="textNoShape">
-                          <a:avLst/>
-                        </a:prstTxWarp>
-                        <a:spAutoFit/>
-                      </wps:bodyPr>
-                    </wps:wsp>
-                  </a:graphicData>
-                </a:graphic>
-              </wp:anchor>
-            </w:drawing>
-          </mc:Choice>
-          <mc:Fallback>
-            <w:pict>
-              <v:shapetype w14:anchorId="4A37021B" id="_x0000_t202" coordsize="21600,21600" o:spt="202" path="m,l,21600r21600,l21600,xe">
-                <v:stroke joinstyle="miter"/>
-                <v:path gradientshapeok="t" o:connecttype="rect"/>
-              </v:shapetype>
-              <v:shape id="Text Box 1" o:spid="_x0000_s1026" type="#_x0000_t202" style="position:absolute;margin-left:422.95pt;margin-top:52.4pt;width:1in;height:.05pt;z-index:-251650048;visibility:visible;mso-wrap-style:square;mso-wrap-distance-left:9pt;mso-wrap-distance-top:0;mso-wrap-distance-right:9pt;mso-wrap-distance-bottom:0;mso-position-horizontal:absolute;mso-position-horizontal-relative:text;mso-position-vertical:absolute;mso-position-vertical-relative:text;v-text-anchor:top" o:gfxdata="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" stroked="f">
-                <v:textbox style="mso-fit-shape-to-text:t" inset="0,0,0,0">
-                  <w:txbxContent>
-                    <w:p>
-                      <w:pPr>
-                        <w:pStyle w:val="Caption"/>
-                        <w:rPr>
-                          <w:noProof/>
-                        </w:rPr>
-                      </w:pPr>
-                      <w:r>
-                        <w:t xml:space="preserve">Figure </w:t>
-                      </w:r>
-                      <w:fldSimple w:instr=" SEQ Figure \* ARABIC ">
-                        <w:r>
-                          <w:rPr>
-                            <w:noProof/>
-                          </w:rPr>
-                          <w:t>1</w:t>
-                        </w:r>
-                      </w:fldSimple>
-                      <w:r>
-                        <w:t>. CR206X</w:t>
-                      </w:r>
-                    </w:p>
-                  </w:txbxContent>
-                </v:textbox>
-                <w10:wrap type="tight"/>
-              </v:shape>
-            </w:pict>
-          </mc:Fallback>
-        </mc:AlternateContent>
-      </w:r>
-      <w:r>
-        <w:rPr>
-          <w:noProof/>
-          <w14:ligatures w14:val="standardContextual"/>
-        </w:rPr>
-        <w:drawing>
-          <wp:anchor distT="0" distB="0" distL="114300" distR="114300" simplePos="0" relativeHeight="251659264" behindDoc="1" locked="0" layoutInCell="1" allowOverlap="1" wp14:anchorId="4EFA542E" wp14:editId="7EC2381D">
-            <wp:simplePos x="0" y="0"/>
-            <wp:positionH relativeFrom="column">
-              <wp:posOffset>5371923</wp:posOffset>
-            </wp:positionH>
-            <wp:positionV relativeFrom="paragraph">
-              <wp:posOffset>175895</wp:posOffset>
-            </wp:positionV>
-            <wp:extent cx="571500" cy="557530"/>
-            <wp:effectExtent l="0" t="0" r="0" b="1270"/>
-            <wp:wrapTight wrapText="bothSides">
-              <wp:wrapPolygon edited="0">
-                <wp:start x="12960" y="0"/>
-                <wp:lineTo x="0" y="2460"/>
-                <wp:lineTo x="0" y="7380"/>
-                <wp:lineTo x="1920" y="15745"/>
-                <wp:lineTo x="2880" y="21157"/>
-                <wp:lineTo x="5280" y="21157"/>
-                <wp:lineTo x="21120" y="17713"/>
-                <wp:lineTo x="21120" y="15745"/>
-                <wp:lineTo x="20640" y="7872"/>
-                <wp:lineTo x="18240" y="0"/>
-                <wp:lineTo x="12960" y="0"/>
-              </wp:wrapPolygon>
-            </wp:wrapTight>
-            <wp:docPr id="557232613" name="Picture 3"/>
-            <wp:cNvGraphicFramePr>
-              <a:graphicFrameLocks xmlns:a="http://schemas.openxmlformats.org/drawingml/2006/main" noChangeAspect="1"/>
-            </wp:cNvGraphicFramePr>
-            <a:graphic xmlns:a="http://schemas.openxmlformats.org/drawingml/2006/main">
-              <a:graphicData uri="http://schemas.openxmlformats.org/drawingml/2006/picture">
-                <pic:pic xmlns:pic="http://schemas.openxmlformats.org/drawingml/2006/picture">
-                  <pic:nvPicPr>
-                    <pic:cNvPr id="557232613" name="Picture 557232613"/>
-                    <pic:cNvPicPr/>
-                  </pic:nvPicPr>
-                  <pic:blipFill>
-                    <a:blip r:embed="rId4" cstate="print">
-                      <a:extLst>
-                        <a:ext uri="{28A0092B-C50C-407E-A947-70E740481C1C}">
-                          <a14:useLocalDpi xmlns:a14="http://schemas.microsoft.com/office/drawing/2010/main" val="0"/>
-                        </a:ext>
-                      </a:extLst>
-                    </a:blip>
-                    <a:stretch>
-                      <a:fillRect/>
-                    </a:stretch>
-                  </pic:blipFill>
-                  <pic:spPr>
-                    <a:xfrm>
-                      <a:off x="0" y="0"/>
-                      <a:ext cx="571500" cy="557530"/>
-                    </a:xfrm>
-                    <a:prstGeom prst="rect">
-                      <a:avLst/>
-                    </a:prstGeom>
-                  </pic:spPr>
-                </pic:pic>
-              </a:graphicData>
-            </a:graphic>
-            <wp14:sizeRelH relativeFrom="page">
-              <wp14:pctWidth>0</wp14:pctWidth>
-            </wp14:sizeRelH>
-            <wp14:sizeRelV relativeFrom="page">
-              <wp14:pctHeight>0</wp14:pctHeight>
-            </wp14:sizeRelV>
-          </wp:anchor>
-        </w:drawing>
-      </w:r>
-      <w:r>
         <w:t>Data on soil volumetric water content (VWC), bulk electrical conductivity (EC), and temperature (</w:t>
       </w:r>
       <w:r>
@@ -246,201 +47,6 @@
     </w:p>
     <w:p>
       <w:r>
-        <w:rPr>
-          <w:noProof/>
-          <w14:ligatures w14:val="standardContextual"/>
-        </w:rPr>
-        <w:drawing>
-          <wp:anchor distT="0" distB="0" distL="114300" distR="114300" simplePos="0" relativeHeight="251660288" behindDoc="1" locked="0" layoutInCell="1" allowOverlap="1" wp14:anchorId="2A938E8F" wp14:editId="7B021A02">
-            <wp:simplePos x="0" y="0"/>
-            <wp:positionH relativeFrom="column">
-              <wp:posOffset>5257800</wp:posOffset>
-            </wp:positionH>
-            <wp:positionV relativeFrom="paragraph">
-              <wp:posOffset>286902</wp:posOffset>
-            </wp:positionV>
-            <wp:extent cx="734695" cy="466725"/>
-            <wp:effectExtent l="0" t="0" r="1905" b="3175"/>
-            <wp:wrapTight wrapText="bothSides">
-              <wp:wrapPolygon edited="0">
-                <wp:start x="15309" y="0"/>
-                <wp:lineTo x="0" y="3527"/>
-                <wp:lineTo x="0" y="11167"/>
-                <wp:lineTo x="1120" y="21159"/>
-                <wp:lineTo x="4854" y="21159"/>
-                <wp:lineTo x="5227" y="21159"/>
-                <wp:lineTo x="10081" y="18808"/>
-                <wp:lineTo x="21283" y="14694"/>
-                <wp:lineTo x="21283" y="4114"/>
-                <wp:lineTo x="19789" y="0"/>
-                <wp:lineTo x="15309" y="0"/>
-              </wp:wrapPolygon>
-            </wp:wrapTight>
-            <wp:docPr id="1250305993" name="Picture 1"/>
-            <wp:cNvGraphicFramePr>
-              <a:graphicFrameLocks xmlns:a="http://schemas.openxmlformats.org/drawingml/2006/main" noChangeAspect="1"/>
-            </wp:cNvGraphicFramePr>
-            <a:graphic xmlns:a="http://schemas.openxmlformats.org/drawingml/2006/main">
-              <a:graphicData uri="http://schemas.openxmlformats.org/drawingml/2006/picture">
-                <pic:pic xmlns:pic="http://schemas.openxmlformats.org/drawingml/2006/picture">
-                  <pic:nvPicPr>
-                    <pic:cNvPr id="1250305993" name="Picture 1250305993"/>
-                    <pic:cNvPicPr/>
-                  </pic:nvPicPr>
-                  <pic:blipFill>
-                    <a:blip r:embed="rId5" cstate="print">
-                      <a:extLst>
-                        <a:ext uri="{28A0092B-C50C-407E-A947-70E740481C1C}">
-                          <a14:useLocalDpi xmlns:a14="http://schemas.microsoft.com/office/drawing/2010/main" val="0"/>
-                        </a:ext>
-                      </a:extLst>
-                    </a:blip>
-                    <a:stretch>
-                      <a:fillRect/>
-                    </a:stretch>
-                  </pic:blipFill>
-                  <pic:spPr>
-                    <a:xfrm>
-                      <a:off x="0" y="0"/>
-                      <a:ext cx="734695" cy="466725"/>
-                    </a:xfrm>
-                    <a:prstGeom prst="rect">
-                      <a:avLst/>
-                    </a:prstGeom>
-                  </pic:spPr>
-                </pic:pic>
-              </a:graphicData>
-            </a:graphic>
-            <wp14:sizeRelH relativeFrom="page">
-              <wp14:pctWidth>0</wp14:pctWidth>
-            </wp14:sizeRelH>
-            <wp14:sizeRelV relativeFrom="page">
-              <wp14:pctHeight>0</wp14:pctHeight>
-            </wp14:sizeRelV>
-          </wp:anchor>
-        </w:drawing>
-      </w:r>
-      <w:r>
-        <w:rPr>
-          <w:noProof/>
-        </w:rPr>
-        <mc:AlternateContent>
-          <mc:Choice Requires="wps">
-            <w:drawing>
-              <wp:anchor distT="0" distB="0" distL="114300" distR="114300" simplePos="0" relativeHeight="251668480" behindDoc="1" locked="0" layoutInCell="1" allowOverlap="1" wp14:anchorId="4AC9684C" wp14:editId="7EF6E013">
-                <wp:simplePos x="0" y="0"/>
-                <wp:positionH relativeFrom="column">
-                  <wp:posOffset>5257800</wp:posOffset>
-                </wp:positionH>
-                <wp:positionV relativeFrom="paragraph">
-                  <wp:posOffset>927735</wp:posOffset>
-                </wp:positionV>
-                <wp:extent cx="914400" cy="635"/>
-                <wp:effectExtent l="0" t="0" r="0" b="12065"/>
-                <wp:wrapTight wrapText="bothSides">
-                  <wp:wrapPolygon edited="0">
-                    <wp:start x="0" y="0"/>
-                    <wp:lineTo x="0" y="0"/>
-                    <wp:lineTo x="21300" y="0"/>
-                    <wp:lineTo x="21300" y="0"/>
-                    <wp:lineTo x="0" y="0"/>
-                  </wp:wrapPolygon>
-                </wp:wrapTight>
-                <wp:docPr id="1708713244" name="Text Box 1"/>
-                <wp:cNvGraphicFramePr/>
-                <a:graphic xmlns:a="http://schemas.openxmlformats.org/drawingml/2006/main">
-                  <a:graphicData uri="http://schemas.microsoft.com/office/word/2010/wordprocessingShape">
-                    <wps:wsp>
-                      <wps:cNvSpPr txBox="1"/>
-                      <wps:spPr>
-                        <a:xfrm>
-                          <a:off x="0" y="0"/>
-                          <a:ext cx="914400" cy="635"/>
-                        </a:xfrm>
-                        <a:prstGeom prst="rect">
-                          <a:avLst/>
-                        </a:prstGeom>
-                        <a:solidFill>
-                          <a:prstClr val="white"/>
-                        </a:solidFill>
-                        <a:ln>
-                          <a:noFill/>
-                        </a:ln>
-                      </wps:spPr>
-                      <wps:txbx>
-                        <w:txbxContent>
-                          <w:p>
-                            <w:pPr>
-                              <w:pStyle w:val="Caption"/>
-                              <w:rPr>
-                                <w:noProof/>
-                              </w:rPr>
-                            </w:pPr>
-                            <w:r>
-                              <w:t xml:space="preserve">Figure </w:t>
-                            </w:r>
-                            <w:fldSimple w:instr=" SEQ Figure \* ARABIC ">
-                              <w:r>
-                                <w:rPr>
-                                  <w:noProof/>
-                                </w:rPr>
-                                <w:t>2</w:t>
-                              </w:r>
-                            </w:fldSimple>
-                            <w:r>
-                              <w:t>.CR800</w:t>
-                            </w:r>
-                          </w:p>
-                        </w:txbxContent>
-                      </wps:txbx>
-                      <wps:bodyPr rot="0" spcFirstLastPara="0" vertOverflow="overflow" horzOverflow="overflow" vert="horz" wrap="square" lIns="0" tIns="0" rIns="0" bIns="0" numCol="1" spcCol="0" rtlCol="0" fromWordArt="0" anchor="t" anchorCtr="0" forceAA="0" compatLnSpc="1">
-                        <a:prstTxWarp prst="textNoShape">
-                          <a:avLst/>
-                        </a:prstTxWarp>
-                        <a:spAutoFit/>
-                      </wps:bodyPr>
-                    </wps:wsp>
-                  </a:graphicData>
-                </a:graphic>
-              </wp:anchor>
-            </w:drawing>
-          </mc:Choice>
-          <mc:Fallback>
-            <w:pict>
-              <v:shape w14:anchorId="4AC9684C" id="_x0000_s1027" type="#_x0000_t202" style="position:absolute;margin-left:414pt;margin-top:73.05pt;width:1in;height:.05pt;z-index:-251648000;visibility:visible;mso-wrap-style:square;mso-wrap-distance-left:9pt;mso-wrap-distance-top:0;mso-wrap-distance-right:9pt;mso-wrap-distance-bottom:0;mso-position-horizontal:absolute;mso-position-horizontal-relative:text;mso-position-vertical:absolute;mso-position-vertical-relative:text;v-text-anchor:top" o:gfxdata="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" stroked="f">
-                <v:textbox style="mso-fit-shape-to-text:t" inset="0,0,0,0">
-                  <w:txbxContent>
-                    <w:p>
-                      <w:pPr>
-                        <w:pStyle w:val="Caption"/>
-                        <w:rPr>
-                          <w:noProof/>
-                        </w:rPr>
-                      </w:pPr>
-                      <w:r>
-                        <w:t xml:space="preserve">Figure </w:t>
-                      </w:r>
-                      <w:fldSimple w:instr=" SEQ Figure \* ARABIC ">
-                        <w:r>
-                          <w:rPr>
-                            <w:noProof/>
-                          </w:rPr>
-                          <w:t>2</w:t>
-                        </w:r>
-                      </w:fldSimple>
-                      <w:r>
-                        <w:t>.CR800</w:t>
-                      </w:r>
-                    </w:p>
-                  </w:txbxContent>
-                </v:textbox>
-                <w10:wrap type="tight"/>
-              </v:shape>
-            </w:pict>
-          </mc:Fallback>
-        </mc:AlternateContent>
-      </w:r>
-      <w:r>
         <w:t>The data flow from sensor to software has three steps</w:t>
       </w:r>
       <w:r>
@@ -455,11 +61,9 @@
       <w:r>
         <w:t xml:space="preserve">hard wired soil sensor to data logger, RF signal to a base datalogger, and finally from the datalogger to the final download site through a Starlink system, using an IPv6 </w:t>
       </w:r>
-      <w:proofErr w:type="gramStart"/>
-      <w:r>
-        <w:t>56 bit</w:t>
-      </w:r>
-      <w:proofErr w:type="gramEnd"/>
+      <w:r>
+        <w:t>56-bit</w:t>
+      </w:r>
       <w:r>
         <w:t xml:space="preserve"> prefix</w:t>
       </w:r>
@@ -475,11 +79,9 @@
       <w:r>
         <w:t xml:space="preserve"> router. The router then assigns a </w:t>
       </w:r>
-      <w:proofErr w:type="gramStart"/>
-      <w:r>
-        <w:t>64 bit</w:t>
-      </w:r>
-      <w:proofErr w:type="gramEnd"/>
+      <w:r>
+        <w:t>64-bit</w:t>
+      </w:r>
       <w:r>
         <w:t xml:space="preserve"> IPv6 address to the base data station, a CR80</w:t>
       </w:r>
@@ -525,194 +127,6 @@
     </w:p>
     <w:p>
       <w:r>
-        <w:rPr>
-          <w:noProof/>
-          <w14:ligatures w14:val="standardContextual"/>
-        </w:rPr>
-        <w:drawing>
-          <wp:anchor distT="0" distB="0" distL="114300" distR="114300" simplePos="0" relativeHeight="251658240" behindDoc="1" locked="0" layoutInCell="1" allowOverlap="1" wp14:anchorId="2AE4DB36" wp14:editId="0ABBA909">
-            <wp:simplePos x="0" y="0"/>
-            <wp:positionH relativeFrom="column">
-              <wp:posOffset>5813307</wp:posOffset>
-            </wp:positionH>
-            <wp:positionV relativeFrom="paragraph">
-              <wp:posOffset>129363</wp:posOffset>
-            </wp:positionV>
-            <wp:extent cx="360680" cy="1920875"/>
-            <wp:effectExtent l="0" t="0" r="0" b="0"/>
-            <wp:wrapTight wrapText="bothSides">
-              <wp:wrapPolygon edited="0">
-                <wp:start x="17493" y="0"/>
-                <wp:lineTo x="6085" y="4713"/>
-                <wp:lineTo x="0" y="5712"/>
-                <wp:lineTo x="0" y="21421"/>
-                <wp:lineTo x="11408" y="21421"/>
-                <wp:lineTo x="11408" y="11568"/>
-                <wp:lineTo x="15972" y="7712"/>
-                <wp:lineTo x="14451" y="5855"/>
-                <wp:lineTo x="11408" y="4713"/>
-                <wp:lineTo x="20535" y="286"/>
-                <wp:lineTo x="20535" y="0"/>
-                <wp:lineTo x="17493" y="0"/>
-              </wp:wrapPolygon>
-            </wp:wrapTight>
-            <wp:docPr id="367019176" name="Picture 2"/>
-            <wp:cNvGraphicFramePr>
-              <a:graphicFrameLocks xmlns:a="http://schemas.openxmlformats.org/drawingml/2006/main" noChangeAspect="1"/>
-            </wp:cNvGraphicFramePr>
-            <a:graphic xmlns:a="http://schemas.openxmlformats.org/drawingml/2006/main">
-              <a:graphicData uri="http://schemas.openxmlformats.org/drawingml/2006/picture">
-                <pic:pic xmlns:pic="http://schemas.openxmlformats.org/drawingml/2006/picture">
-                  <pic:nvPicPr>
-                    <pic:cNvPr id="367019176" name="Picture 367019176"/>
-                    <pic:cNvPicPr/>
-                  </pic:nvPicPr>
-                  <pic:blipFill>
-                    <a:blip r:embed="rId6" cstate="print">
-                      <a:extLst>
-                        <a:ext uri="{28A0092B-C50C-407E-A947-70E740481C1C}">
-                          <a14:useLocalDpi xmlns:a14="http://schemas.microsoft.com/office/drawing/2010/main" val="0"/>
-                        </a:ext>
-                      </a:extLst>
-                    </a:blip>
-                    <a:stretch>
-                      <a:fillRect/>
-                    </a:stretch>
-                  </pic:blipFill>
-                  <pic:spPr>
-                    <a:xfrm>
-                      <a:off x="0" y="0"/>
-                      <a:ext cx="360680" cy="1920875"/>
-                    </a:xfrm>
-                    <a:prstGeom prst="rect">
-                      <a:avLst/>
-                    </a:prstGeom>
-                  </pic:spPr>
-                </pic:pic>
-              </a:graphicData>
-            </a:graphic>
-            <wp14:sizeRelH relativeFrom="page">
-              <wp14:pctWidth>0</wp14:pctWidth>
-            </wp14:sizeRelH>
-            <wp14:sizeRelV relativeFrom="page">
-              <wp14:pctHeight>0</wp14:pctHeight>
-            </wp14:sizeRelV>
-          </wp:anchor>
-        </w:drawing>
-      </w:r>
-      <w:r>
-        <w:rPr>
-          <w:noProof/>
-        </w:rPr>
-        <mc:AlternateContent>
-          <mc:Choice Requires="wps">
-            <w:drawing>
-              <wp:anchor distT="0" distB="0" distL="114300" distR="114300" simplePos="0" relativeHeight="251662336" behindDoc="0" locked="0" layoutInCell="1" allowOverlap="1" wp14:anchorId="653828F1" wp14:editId="6345E41C">
-                <wp:simplePos x="0" y="0"/>
-                <wp:positionH relativeFrom="column">
-                  <wp:posOffset>5596255</wp:posOffset>
-                </wp:positionH>
-                <wp:positionV relativeFrom="paragraph">
-                  <wp:posOffset>1657852</wp:posOffset>
-                </wp:positionV>
-                <wp:extent cx="914400" cy="635"/>
-                <wp:effectExtent l="0" t="0" r="0" b="12065"/>
-                <wp:wrapSquare wrapText="bothSides"/>
-                <wp:docPr id="1104175205" name="Text Box 1"/>
-                <wp:cNvGraphicFramePr/>
-                <a:graphic xmlns:a="http://schemas.openxmlformats.org/drawingml/2006/main">
-                  <a:graphicData uri="http://schemas.microsoft.com/office/word/2010/wordprocessingShape">
-                    <wps:wsp>
-                      <wps:cNvSpPr txBox="1"/>
-                      <wps:spPr>
-                        <a:xfrm>
-                          <a:off x="0" y="0"/>
-                          <a:ext cx="914400" cy="635"/>
-                        </a:xfrm>
-                        <a:prstGeom prst="rect">
-                          <a:avLst/>
-                        </a:prstGeom>
-                        <a:solidFill>
-                          <a:prstClr val="white"/>
-                        </a:solidFill>
-                        <a:ln>
-                          <a:noFill/>
-                        </a:ln>
-                      </wps:spPr>
-                      <wps:txbx>
-                        <w:txbxContent>
-                          <w:p>
-                            <w:pPr>
-                              <w:pStyle w:val="Caption"/>
-                              <w:rPr>
-                                <w:noProof/>
-                              </w:rPr>
-                            </w:pPr>
-                            <w:r>
-                              <w:t xml:space="preserve">Figure </w:t>
-                            </w:r>
-                            <w:fldSimple w:instr=" SEQ Figure \* ARABIC ">
-                              <w:r>
-                                <w:rPr>
-                                  <w:noProof/>
-                                </w:rPr>
-                                <w:t>3</w:t>
-                              </w:r>
-                            </w:fldSimple>
-                            <w:r>
-                              <w:t>. CR650</w:t>
-                            </w:r>
-                          </w:p>
-                        </w:txbxContent>
-                      </wps:txbx>
-                      <wps:bodyPr rot="0" spcFirstLastPara="0" vertOverflow="overflow" horzOverflow="overflow" vert="horz" wrap="square" lIns="0" tIns="0" rIns="0" bIns="0" numCol="1" spcCol="0" rtlCol="0" fromWordArt="0" anchor="t" anchorCtr="0" forceAA="0" compatLnSpc="1">
-                        <a:prstTxWarp prst="textNoShape">
-                          <a:avLst/>
-                        </a:prstTxWarp>
-                        <a:spAutoFit/>
-                      </wps:bodyPr>
-                    </wps:wsp>
-                  </a:graphicData>
-                </a:graphic>
-              </wp:anchor>
-            </w:drawing>
-          </mc:Choice>
-          <mc:Fallback>
-            <w:pict>
-              <v:shape w14:anchorId="653828F1" id="_x0000_s1028" type="#_x0000_t202" style="position:absolute;margin-left:440.65pt;margin-top:130.55pt;width:1in;height:.05pt;z-index:251662336;visibility:visible;mso-wrap-style:square;mso-wrap-distance-left:9pt;mso-wrap-distance-top:0;mso-wrap-distance-right:9pt;mso-wrap-distance-bottom:0;mso-position-horizontal:absolute;mso-position-horizontal-relative:text;mso-position-vertical:absolute;mso-position-vertical-relative:text;v-text-anchor:top" o:gfxdata="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" stroked="f">
-                <v:textbox style="mso-fit-shape-to-text:t" inset="0,0,0,0">
-                  <w:txbxContent>
-                    <w:p>
-                      <w:pPr>
-                        <w:pStyle w:val="Caption"/>
-                        <w:rPr>
-                          <w:noProof/>
-                        </w:rPr>
-                      </w:pPr>
-                      <w:r>
-                        <w:t xml:space="preserve">Figure </w:t>
-                      </w:r>
-                      <w:fldSimple w:instr=" SEQ Figure \* ARABIC ">
-                        <w:r>
-                          <w:rPr>
-                            <w:noProof/>
-                          </w:rPr>
-                          <w:t>3</w:t>
-                        </w:r>
-                      </w:fldSimple>
-                      <w:r>
-                        <w:t>. CR650</w:t>
-                      </w:r>
-                    </w:p>
-                  </w:txbxContent>
-                </v:textbox>
-                <w10:wrap type="square"/>
-              </v:shape>
-            </w:pict>
-          </mc:Fallback>
-        </mc:AlternateContent>
-      </w:r>
-      <w:r>
         <w:t>The CS650</w:t>
       </w:r>
       <w:r>
@@ -742,7 +156,7 @@
       <w:r>
         <w:t xml:space="preserve">Source: Product Manual: CS650 and CS655 Water Content Reflectometers, Revision: 11/2021, Campbell Scientific, Inc. Available at the Campbell Scientific website - </w:t>
       </w:r>
-      <w:hyperlink r:id="rId7" w:history="1">
+      <w:hyperlink r:id="rId4" w:history="1">
         <w:r>
           <w:rPr>
             <w:color w:val="0000FF"/>
@@ -930,7 +344,7 @@
       <w:r>
         <w:t xml:space="preserve"> website. The current version is at this </w:t>
       </w:r>
-      <w:hyperlink r:id="rId8" w:history="1">
+      <w:hyperlink r:id="rId5" w:history="1">
         <w:r>
           <w:rPr>
             <w:rStyle w:val="Hyperlink"/>
